--- a/public/reports/C4_S7_LR03.docx
+++ b/public/reports/C4_S7_LR03.docx
@@ -1883,7 +1883,7 @@
           <w:color w:val="000000"/>
           <w:sz w:val="24"/>
         </w:rPr>
-        <w:t>ЛР 3 · семестр 7 · максимум 10 баллов</w:t>
+        <w:t>ЛР 3 · семестр 7 · максимум 2,5 балла</w:t>
       </w:r>
     </w:p>
     <w:p>
@@ -2485,7 +2485,7 @@
                 <w:color w:val="000000"/>
                 <w:sz w:val="24"/>
               </w:rPr>
-              <w:t>4</w:t>
+              <w:t>1</w:t>
             </w:r>
           </w:p>
         </w:tc>
@@ -2529,7 +2529,7 @@
                 <w:color w:val="000000"/>
                 <w:sz w:val="24"/>
               </w:rPr>
-              <w:t>2</w:t>
+              <w:t>0,5</w:t>
             </w:r>
           </w:p>
         </w:tc>
@@ -2573,7 +2573,7 @@
                 <w:color w:val="000000"/>
                 <w:sz w:val="24"/>
               </w:rPr>
-              <w:t>2</w:t>
+              <w:t>0,5</w:t>
             </w:r>
           </w:p>
         </w:tc>
@@ -2617,7 +2617,7 @@
                 <w:color w:val="000000"/>
                 <w:sz w:val="24"/>
               </w:rPr>
-              <w:t>1</w:t>
+              <w:t>0,25</w:t>
             </w:r>
           </w:p>
         </w:tc>
@@ -2659,7 +2659,7 @@
                 <w:color w:val="000000"/>
                 <w:sz w:val="24"/>
               </w:rPr>
-              <w:t>1</w:t>
+              <w:t>0,25</w:t>
             </w:r>
           </w:p>
         </w:tc>
